--- a/cases/harbor-dispute/docs/02_supply_agreement_v2_amended.docx
+++ b/cases/harbor-dispute/docs/02_supply_agreement_v2_amended.docx
@@ -438,7 +438,7 @@
         <w:rPr>
           <w:b w:val="0"/>
         </w:rPr>
-        <w:t xml:space="preserve">, a company incorporated in England and Wales with company number 07731942, whose registered office is at Unit 4, Marchwood Industrial Park, Southampton SO40 4BL, United Kingdom (the </w:t>
+        <w:t xml:space="preserve">, a company incorporated in England and Wales with company number 00000000, whose registered office is at Unit 4, Marchwood Industrial Park, Southampton SO40 4BL, United Kingdom (the </w:t>
       </w:r>
       <w:r>
         <w:rPr>

--- a/cases/harbor-dispute/docs/02_supply_agreement_v2_amended.docx
+++ b/cases/harbor-dispute/docs/02_supply_agreement_v2_amended.docx
@@ -412,7 +412,7 @@
         <w:rPr>
           <w:b w:val="0"/>
         </w:rPr>
-        <w:t xml:space="preserve">, a company incorporated in Spain with tax identification number A-46.812.337, whose registered office is at Polígono Industrial Fuente del Jarro, Calle Ciudad de Sevilla 14, 46988 Paterna (Valencia), Spain (the </w:t>
+        <w:t xml:space="preserve">, a company incorporated in Spain with tax identification number A-00.000.000, whose registered office is at Polígono Industrial Los Almendros, Calle del Almendro 14, 46988 Paterna (Valencia), Spain (the </w:t>
       </w:r>
       <w:r>
         <w:rPr>
@@ -438,7 +438,7 @@
         <w:rPr>
           <w:b w:val="0"/>
         </w:rPr>
-        <w:t xml:space="preserve">, a company incorporated in England and Wales with company number 00000000, whose registered office is at Unit 4, Marchwood Industrial Park, Southampton SO40 4BL, United Kingdom (the </w:t>
+        <w:t xml:space="preserve">, a company incorporated in England and Wales with company number 00000000, whose registered office is at Unit 4, Kestrel Quay Industrial Estate, Southampton ZZ1 4BL, United Kingdom (the </w:t>
       </w:r>
       <w:r>
         <w:rPr>
@@ -1850,7 +1850,7 @@
         <w:rPr>
           <w:b w:val="0"/>
         </w:rPr>
-        <w:t>15.3 The Buyer appoints Brisamar Logistics (UK) Ltd of 22 Thames Wharf Road, Tilbury RM18 7BA as its agent for service of process in England.</w:t>
+        <w:t>15.3 The Buyer appoints Brisamar Logistics (UK) Ltd of 22 Saltmarsh Wharf, Tilbury ZZ10 7BA as its agent for service of process in England.</w:t>
       </w:r>
     </w:p>
     <w:p>
@@ -1978,7 +1978,7 @@
               <w:rPr>
                 <w:b w:val="0"/>
               </w:rPr>
-              <w:t>Polígono Industrial Fuente del Jarro, Calle Ciudad de Sevilla 14, 46988 Paterna (Valencia), Spain — attention Lucía Ortega, Project Director</w:t>
+              <w:t>Polígono Industrial Los Almendros, Calle del Almendro 14, 46988 Paterna (Valencia), Spain — attention Lucía Ortega, Project Director</w:t>
             </w:r>
           </w:p>
         </w:tc>
@@ -2022,7 +2022,7 @@
               <w:rPr>
                 <w:b w:val="0"/>
               </w:rPr>
-              <w:t>Unit 4, Marchwood Industrial Park, Southampton SO40 4BL, United Kingdom — attention Priya Nair, Project Manager</w:t>
+              <w:t>Unit 4, Kestrel Quay Industrial Estate, Southampton ZZ1 4BL, United Kingdom — attention Priya Nair, Project Manager</w:t>
             </w:r>
           </w:p>
         </w:tc>
